--- a/Documentation/Enabling_SQL_Server_port.docx
+++ b/Documentation/Enabling_SQL_Server_port.docx
@@ -4,7 +4,7 @@
   <w:body>
     <w:p>
       <w:r>
-        <w:t>## 3. Enabling SQL Server TCP/IP Port</w:t>
+        <w:t>##Enabling SQL Server TCP/IP Port</w:t>
       </w:r>
     </w:p>
     <w:p/>
@@ -27,43 +27,16 @@
     <w:p/>
     <w:p>
       <w:r>
-        <w:t>1. Open SQL Server Configuration Manager</w:t>
-      </w:r>
-      <w:r>
-        <w:t xml:space="preserve"> as admin</w:t>
-      </w:r>
-      <w:r>
-        <w:t>.</w:t>
-      </w:r>
-    </w:p>
-    <w:p>
-      <w:r>
-        <w:t>2. Expand SQL Server Network Configuration.</w:t>
-      </w:r>
-    </w:p>
-    <w:p>
-      <w:r>
-        <w:t>3. Select Protocols for the SQL Server instance.</w:t>
-      </w:r>
-    </w:p>
-    <w:p>
-      <w:r>
-        <w:t>4. Enable named pipes and TCP/IP</w:t>
-      </w:r>
-    </w:p>
-    <w:p>
-      <w:r>
-        <w:t>### Screenshot</w:t>
-      </w:r>
-    </w:p>
-    <w:p/>
+        <w:t>1. Open SQL Server Configuration Manager as admin.</w:t>
+      </w:r>
+    </w:p>
     <w:p>
       <w:r>
         <w:drawing>
-          <wp:inline distT="0" distB="0" distL="0" distR="0" wp14:anchorId="08E343D8" wp14:editId="0B2493D9">
-            <wp:extent cx="5943600" cy="3157855"/>
-            <wp:effectExtent l="0" t="0" r="0" b="4445"/>
-            <wp:docPr id="1141159850" name="Picture 1"/>
+          <wp:inline distT="0" distB="0" distL="0" distR="0" wp14:anchorId="2A4323DD" wp14:editId="5943BE22">
+            <wp:extent cx="5943600" cy="5191125"/>
+            <wp:effectExtent l="0" t="0" r="0" b="9525"/>
+            <wp:docPr id="170533531" name="Picture 1"/>
             <wp:cNvGraphicFramePr>
               <a:graphicFrameLocks xmlns:a="http://schemas.openxmlformats.org/drawingml/2006/main" noChangeAspect="1"/>
             </wp:cNvGraphicFramePr>
@@ -71,7 +44,7 @@
               <a:graphicData uri="http://schemas.openxmlformats.org/drawingml/2006/picture">
                 <pic:pic xmlns:pic="http://schemas.openxmlformats.org/drawingml/2006/picture">
                   <pic:nvPicPr>
-                    <pic:cNvPr id="1141159850" name=""/>
+                    <pic:cNvPr id="170533531" name=""/>
                     <pic:cNvPicPr/>
                   </pic:nvPicPr>
                   <pic:blipFill>
@@ -83,7 +56,7 @@
                   <pic:spPr>
                     <a:xfrm>
                       <a:off x="0" y="0"/>
-                      <a:ext cx="5943600" cy="3157855"/>
+                      <a:ext cx="5943600" cy="5191125"/>
                     </a:xfrm>
                     <a:prstGeom prst="rect">
                       <a:avLst/>
@@ -99,11 +72,16 @@
     <w:p>
       <w:r>
         <w:lastRenderedPageBreak/>
+        <w:t>2. Click on SQL Server Services</w:t>
+      </w:r>
+    </w:p>
+    <w:p>
+      <w:r>
         <w:drawing>
-          <wp:inline distT="0" distB="0" distL="0" distR="0" wp14:anchorId="7EE09012" wp14:editId="232CFD54">
-            <wp:extent cx="5943600" cy="3157855"/>
-            <wp:effectExtent l="0" t="0" r="0" b="4445"/>
-            <wp:docPr id="1426067685" name="Picture 1"/>
+          <wp:inline distT="0" distB="0" distL="0" distR="0" wp14:anchorId="1247E1CD" wp14:editId="6AAE2A72">
+            <wp:extent cx="5700254" cy="3596952"/>
+            <wp:effectExtent l="0" t="0" r="0" b="3810"/>
+            <wp:docPr id="1248112035" name="Picture 1"/>
             <wp:cNvGraphicFramePr>
               <a:graphicFrameLocks xmlns:a="http://schemas.openxmlformats.org/drawingml/2006/main" noChangeAspect="1"/>
             </wp:cNvGraphicFramePr>
@@ -111,7 +89,7 @@
               <a:graphicData uri="http://schemas.openxmlformats.org/drawingml/2006/picture">
                 <pic:pic xmlns:pic="http://schemas.openxmlformats.org/drawingml/2006/picture">
                   <pic:nvPicPr>
-                    <pic:cNvPr id="1426067685" name=""/>
+                    <pic:cNvPr id="1248112035" name=""/>
                     <pic:cNvPicPr/>
                   </pic:nvPicPr>
                   <pic:blipFill>
@@ -123,7 +101,7 @@
                   <pic:spPr>
                     <a:xfrm>
                       <a:off x="0" y="0"/>
-                      <a:ext cx="5943600" cy="3157855"/>
+                      <a:ext cx="5700254" cy="3596952"/>
                     </a:xfrm>
                     <a:prstGeom prst="rect">
                       <a:avLst/>
@@ -136,15 +114,21 @@
         </w:drawing>
       </w:r>
     </w:p>
-    <w:p/>
-    <w:p/>
+    <w:p>
+      <w:r>
+        <w:t xml:space="preserve">3. </w:t>
+      </w:r>
+      <w:r>
+        <w:t>check the state of your server.</w:t>
+      </w:r>
+    </w:p>
     <w:p>
       <w:r>
         <w:drawing>
-          <wp:inline distT="0" distB="0" distL="0" distR="0" wp14:anchorId="5102A0A2" wp14:editId="482E0563">
-            <wp:extent cx="5943600" cy="3157855"/>
-            <wp:effectExtent l="0" t="0" r="0" b="4445"/>
-            <wp:docPr id="129237907" name="Picture 1"/>
+          <wp:inline distT="0" distB="0" distL="0" distR="0" wp14:anchorId="7E244E01" wp14:editId="51D17C57">
+            <wp:extent cx="5037257" cy="3596952"/>
+            <wp:effectExtent l="0" t="0" r="0" b="3810"/>
+            <wp:docPr id="1314180718" name="Picture 1"/>
             <wp:cNvGraphicFramePr>
               <a:graphicFrameLocks xmlns:a="http://schemas.openxmlformats.org/drawingml/2006/main" noChangeAspect="1"/>
             </wp:cNvGraphicFramePr>
@@ -152,7 +136,7 @@
               <a:graphicData uri="http://schemas.openxmlformats.org/drawingml/2006/picture">
                 <pic:pic xmlns:pic="http://schemas.openxmlformats.org/drawingml/2006/picture">
                   <pic:nvPicPr>
-                    <pic:cNvPr id="129237907" name=""/>
+                    <pic:cNvPr id="1314180718" name=""/>
                     <pic:cNvPicPr/>
                   </pic:nvPicPr>
                   <pic:blipFill>
@@ -164,7 +148,7 @@
                   <pic:spPr>
                     <a:xfrm>
                       <a:off x="0" y="0"/>
-                      <a:ext cx="5943600" cy="3157855"/>
+                      <a:ext cx="5037257" cy="3596952"/>
                     </a:xfrm>
                     <a:prstGeom prst="rect">
                       <a:avLst/>
@@ -177,6 +161,201 @@
         </w:drawing>
       </w:r>
     </w:p>
+    <w:p>
+      <w:r>
+        <w:lastRenderedPageBreak/>
+        <w:t xml:space="preserve">If </w:t>
+      </w:r>
+      <w:r>
+        <w:t>it is stopped, change it to running. (Look for the name of your server)</w:t>
+      </w:r>
+    </w:p>
+    <w:p>
+      <w:r>
+        <w:t>4</w:t>
+      </w:r>
+      <w:r>
+        <w:t>. Expand SQL Server Network Configuration.</w:t>
+      </w:r>
+      <w:r>
+        <w:t xml:space="preserve"> (By clicking on the small arrow </w:t>
+      </w:r>
+      <w:proofErr w:type="gramStart"/>
+      <w:r>
+        <w:t>besides</w:t>
+      </w:r>
+      <w:proofErr w:type="gramEnd"/>
+      <w:r>
+        <w:t xml:space="preserve"> it)</w:t>
+      </w:r>
+    </w:p>
+    <w:p>
+      <w:r>
+        <w:drawing>
+          <wp:inline distT="0" distB="0" distL="0" distR="0" wp14:anchorId="2531D672" wp14:editId="0570B96C">
+            <wp:extent cx="5943600" cy="6301740"/>
+            <wp:effectExtent l="0" t="0" r="0" b="3810"/>
+            <wp:docPr id="753945485" name="Picture 1"/>
+            <wp:cNvGraphicFramePr>
+              <a:graphicFrameLocks xmlns:a="http://schemas.openxmlformats.org/drawingml/2006/main" noChangeAspect="1"/>
+            </wp:cNvGraphicFramePr>
+            <a:graphic xmlns:a="http://schemas.openxmlformats.org/drawingml/2006/main">
+              <a:graphicData uri="http://schemas.openxmlformats.org/drawingml/2006/picture">
+                <pic:pic xmlns:pic="http://schemas.openxmlformats.org/drawingml/2006/picture">
+                  <pic:nvPicPr>
+                    <pic:cNvPr id="753945485" name=""/>
+                    <pic:cNvPicPr/>
+                  </pic:nvPicPr>
+                  <pic:blipFill>
+                    <a:blip r:embed="rId7"/>
+                    <a:stretch>
+                      <a:fillRect/>
+                    </a:stretch>
+                  </pic:blipFill>
+                  <pic:spPr>
+                    <a:xfrm>
+                      <a:off x="0" y="0"/>
+                      <a:ext cx="5943600" cy="6301740"/>
+                    </a:xfrm>
+                    <a:prstGeom prst="rect">
+                      <a:avLst/>
+                    </a:prstGeom>
+                  </pic:spPr>
+                </pic:pic>
+              </a:graphicData>
+            </a:graphic>
+          </wp:inline>
+        </w:drawing>
+      </w:r>
+    </w:p>
+    <w:p/>
+    <w:p>
+      <w:r>
+        <w:t>5</w:t>
+      </w:r>
+      <w:r>
+        <w:t>. Select Protocols for the SQL Server instance.</w:t>
+      </w:r>
+      <w:r>
+        <w:t xml:space="preserve"> (Your instance name)</w:t>
+      </w:r>
+    </w:p>
+    <w:p>
+      <w:r>
+        <w:lastRenderedPageBreak/>
+        <w:drawing>
+          <wp:inline distT="0" distB="0" distL="0" distR="0" wp14:anchorId="09BCBA61" wp14:editId="2846C606">
+            <wp:extent cx="4366638" cy="3497883"/>
+            <wp:effectExtent l="0" t="0" r="0" b="7620"/>
+            <wp:docPr id="892153076" name="Picture 1"/>
+            <wp:cNvGraphicFramePr>
+              <a:graphicFrameLocks xmlns:a="http://schemas.openxmlformats.org/drawingml/2006/main" noChangeAspect="1"/>
+            </wp:cNvGraphicFramePr>
+            <a:graphic xmlns:a="http://schemas.openxmlformats.org/drawingml/2006/main">
+              <a:graphicData uri="http://schemas.openxmlformats.org/drawingml/2006/picture">
+                <pic:pic xmlns:pic="http://schemas.openxmlformats.org/drawingml/2006/picture">
+                  <pic:nvPicPr>
+                    <pic:cNvPr id="892153076" name=""/>
+                    <pic:cNvPicPr/>
+                  </pic:nvPicPr>
+                  <pic:blipFill>
+                    <a:blip r:embed="rId8"/>
+                    <a:stretch>
+                      <a:fillRect/>
+                    </a:stretch>
+                  </pic:blipFill>
+                  <pic:spPr>
+                    <a:xfrm>
+                      <a:off x="0" y="0"/>
+                      <a:ext cx="4366638" cy="3497883"/>
+                    </a:xfrm>
+                    <a:prstGeom prst="rect">
+                      <a:avLst/>
+                    </a:prstGeom>
+                  </pic:spPr>
+                </pic:pic>
+              </a:graphicData>
+            </a:graphic>
+          </wp:inline>
+        </w:drawing>
+      </w:r>
+    </w:p>
+    <w:p/>
+    <w:p>
+      <w:r>
+        <w:t>6</w:t>
+      </w:r>
+      <w:r>
+        <w:t>. Enable named pipes and TCP/IP</w:t>
+      </w:r>
+      <w:r>
+        <w:t>. (in the right-hand pane)</w:t>
+      </w:r>
+    </w:p>
+    <w:p>
+      <w:r>
+        <w:t xml:space="preserve">Look </w:t>
+      </w:r>
+      <w:r>
+        <w:t>at the status and change it from disabled to enabled.</w:t>
+      </w:r>
+    </w:p>
+    <w:p>
+      <w:r>
+        <w:drawing>
+          <wp:inline distT="0" distB="0" distL="0" distR="0" wp14:anchorId="56173CBE" wp14:editId="54822947">
+            <wp:extent cx="4412362" cy="3497883"/>
+            <wp:effectExtent l="0" t="0" r="7620" b="7620"/>
+            <wp:docPr id="1485334892" name="Picture 1"/>
+            <wp:cNvGraphicFramePr>
+              <a:graphicFrameLocks xmlns:a="http://schemas.openxmlformats.org/drawingml/2006/main" noChangeAspect="1"/>
+            </wp:cNvGraphicFramePr>
+            <a:graphic xmlns:a="http://schemas.openxmlformats.org/drawingml/2006/main">
+              <a:graphicData uri="http://schemas.openxmlformats.org/drawingml/2006/picture">
+                <pic:pic xmlns:pic="http://schemas.openxmlformats.org/drawingml/2006/picture">
+                  <pic:nvPicPr>
+                    <pic:cNvPr id="1485334892" name=""/>
+                    <pic:cNvPicPr/>
+                  </pic:nvPicPr>
+                  <pic:blipFill>
+                    <a:blip r:embed="rId9"/>
+                    <a:stretch>
+                      <a:fillRect/>
+                    </a:stretch>
+                  </pic:blipFill>
+                  <pic:spPr>
+                    <a:xfrm>
+                      <a:off x="0" y="0"/>
+                      <a:ext cx="4412362" cy="3497883"/>
+                    </a:xfrm>
+                    <a:prstGeom prst="rect">
+                      <a:avLst/>
+                    </a:prstGeom>
+                  </pic:spPr>
+                </pic:pic>
+              </a:graphicData>
+            </a:graphic>
+          </wp:inline>
+        </w:drawing>
+      </w:r>
+    </w:p>
+    <w:p>
+      <w:r>
+        <w:lastRenderedPageBreak/>
+        <w:t xml:space="preserve"> </w:t>
+      </w:r>
+      <w:r>
+        <w:t>Restart your service.</w:t>
+      </w:r>
+    </w:p>
+    <w:p/>
+    <w:p/>
+    <w:p/>
+    <w:p/>
+    <w:p/>
+    <w:p/>
+    <w:p/>
+    <w:p/>
     <w:sectPr>
       <w:pgSz w:w="12240" w:h="15840"/>
       <w:pgMar w:top="1440" w:right="1440" w:bottom="1440" w:left="1440" w:header="720" w:footer="720" w:gutter="0"/>
